--- a/hin/docx/28.content.docx
+++ b/hin/docx/28.content.docx
@@ -136,13 +136,6 @@
         <w:rPr>
           <w:lang w:val="hi_IN" w:bidi="hi_IN"/>
         </w:rPr>
-      </w:r>
-      <w:r>
-        <w:rPr>
-          <w:i/>
-          <w:lang w:val="hi_IN" w:bidi="hi_IN"/>
-        </w:rPr>
-        <w:t>होशे 1:2, होशे 1:4, होशे 1:7, होशे 1:9, होशे 1:10, होशे 2:2–3, होशे 2:4, होशे 2:7, होशे 2:8, होशे 2:10, होशे 2:12, होशे 2:15, होशे 2:16, होशे 2:18, होशे 2:19, होशे 2:22, होशे 2:23, होशे 3:1, होशे 3:2, होशे 3:4–5, होशे 4:1, होशे 4:3, होशे 4:5, होशे 4:6, होशे 4:9, होशे 4:11, होशे 4:14, होशे 4:15, होशे 4:18, होशे 5:2, होशे 5:4, होशे 5:6, होशे 5:9, होशे 5:10, होशे 5:13, होशे 5:15, होशे 6:1, होशे 6:2, होशे 6:4, होशे 6:6, होशे 6:9, होशे 6:11, होशे 7:2, होशे 7:3, होशे 7:6, होशे 7:9, होशे 7:11, होशे 7:13, होशे 7:14, होशे 7:16, होशे 8:1, होशे 8:4, होशे 8:7, होशे 8:10, होशे 8:12, होशे 8:13, होशे 9:1, होशे 9:4, होशे 9:6, होशे 9:7, होशे 9:8, होशे 9:10, होशे 9:11, होशे 9:14, होशे 9:15, होशे 9:16, होशे 10:1, होशे 10:4, होशे 10:6, होशे 10:8, होशे 10:11, होशे 10:12, होशे 10:14, होशे 11:1, होशे 11:3, होशे 11:7, होशे 11:9, होशे 11:10–11, होशे 11:12, होशे 12:2, होशे 12:3, होशे 12:6, होशे 12:8, होशे 12:9, होशे 12:11, होशे 12:13, होशे 13:1, होशे 13:3, होशे 13:6, होशे 13:8, होशे 13:9, होशे 13:13, होशे 13:14, होशे 13:15, होशे 13:16, होशे 14:1, होशे 14:3, होशे 14:4, होशे 14:7, होशे 14:9</w:t>
       </w:r>
       <w:r>
         <w:rPr>

--- a/hin/docx/28.content.docx
+++ b/hin/docx/28.content.docx
@@ -123,19 +123,6 @@
           <w:lang w:val="hi_IN" w:bidi="hi_IN"/>
         </w:rPr>
         <w:t>HOS</w:t>
-      </w:r>
-      <w:r>
-        <w:rPr>
-          <w:lang w:val="hi_IN" w:bidi="hi_IN"/>
-        </w:rPr>
-      </w:r>
-    </w:p>
-    <w:p>
-      <w:pPr/>
-      <w:r>
-        <w:rPr>
-          <w:lang w:val="hi_IN" w:bidi="hi_IN"/>
-        </w:rPr>
       </w:r>
       <w:r>
         <w:rPr>

--- a/hin/docx/28.content.docx
+++ b/hin/docx/28.content.docx
@@ -19,7 +19,7 @@
         <w:rPr>
           <w:lang w:val="hi_IN" w:bidi="hi_IN"/>
         </w:rPr>
-        <w:t>Resource: अनुवाद प्रश्न (unfoldingWord)</w:t>
+        <w:t>Resource: unfoldingWord® Translation Questions</w:t>
       </w:r>
       <w:r>
         <w:rPr>
@@ -85,7 +85,7 @@
         <w:rPr>
           <w:lang w:val="hi_IN" w:bidi="hi_IN"/>
         </w:rPr>
-        <w:t>अनुवाद प्रश्न (unfoldingWord)</w:t>
+        <w:t>unfoldingWord® Translation Questions</w:t>
       </w:r>
     </w:p>
     <w:p>
